--- a/docs/kế hoạch.docx
+++ b/docs/kế hoạch.docx
@@ -6034,8 +6034,17 @@
           <w:sz w:val="20"/>
           <w:szCs w:val="20"/>
         </w:rPr>
-        <w:t xml:space="preserve"> trên</w:t>
-      </w:r>
+        <w:t xml:space="preserve"> </w:t>
+      </w:r>
+      <w:proofErr w:type="spellStart"/>
+      <w:r>
+        <w:rPr>
+          <w:sz w:val="20"/>
+          <w:szCs w:val="20"/>
+        </w:rPr>
+        <w:t>trên</w:t>
+      </w:r>
+      <w:proofErr w:type="spellEnd"/>
     </w:p>
     <w:p>
       <w:pPr>
@@ -6534,15 +6543,6 @@
           <w:szCs w:val="20"/>
         </w:rPr>
       </w:pPr>
-      <w:r>
-        <w:rPr>
-          <w:b/>
-          <w:bCs/>
-          <w:sz w:val="20"/>
-          <w:szCs w:val="20"/>
-        </w:rPr>
-        <w:t>Set up:</w:t>
-      </w:r>
     </w:p>
     <w:p>
       <w:pPr>
@@ -6553,6 +6553,27 @@
           <w:szCs w:val="20"/>
         </w:rPr>
       </w:pPr>
+    </w:p>
+    <w:p>
+      <w:pPr>
+        <w:rPr>
+          <w:b/>
+          <w:bCs/>
+          <w:sz w:val="20"/>
+          <w:szCs w:val="20"/>
+        </w:rPr>
+      </w:pPr>
+    </w:p>
+    <w:p>
+      <w:pPr>
+        <w:rPr>
+          <w:b/>
+          <w:bCs/>
+          <w:sz w:val="20"/>
+          <w:szCs w:val="20"/>
+        </w:rPr>
+      </w:pPr>
+      <w:proofErr w:type="spellStart"/>
       <w:r>
         <w:rPr>
           <w:b/>
@@ -6561,42 +6582,826 @@
           <w:szCs w:val="20"/>
         </w:rPr>
         <w:lastRenderedPageBreak/>
-        <w:drawing>
-          <wp:inline distT="0" distB="0" distL="0" distR="0" wp14:anchorId="35DC59E8" wp14:editId="6F3A3252">
-            <wp:extent cx="5943600" cy="2632075"/>
-            <wp:effectExtent l="0" t="0" r="0" b="0"/>
-            <wp:docPr id="1152750049" name="Picture 1"/>
-            <wp:cNvGraphicFramePr>
-              <a:graphicFrameLocks xmlns:a="http://schemas.openxmlformats.org/drawingml/2006/main" noChangeAspect="1"/>
-            </wp:cNvGraphicFramePr>
-            <a:graphic xmlns:a="http://schemas.openxmlformats.org/drawingml/2006/main">
-              <a:graphicData uri="http://schemas.openxmlformats.org/drawingml/2006/picture">
-                <pic:pic xmlns:pic="http://schemas.openxmlformats.org/drawingml/2006/picture">
-                  <pic:nvPicPr>
-                    <pic:cNvPr id="1152750049" name=""/>
-                    <pic:cNvPicPr/>
-                  </pic:nvPicPr>
-                  <pic:blipFill>
-                    <a:blip r:embed="rId5"/>
-                    <a:stretch>
-                      <a:fillRect/>
-                    </a:stretch>
-                  </pic:blipFill>
-                  <pic:spPr>
-                    <a:xfrm>
-                      <a:off x="0" y="0"/>
-                      <a:ext cx="5943600" cy="2632075"/>
-                    </a:xfrm>
-                    <a:prstGeom prst="rect">
-                      <a:avLst/>
-                    </a:prstGeom>
-                  </pic:spPr>
-                </pic:pic>
-              </a:graphicData>
-            </a:graphic>
-          </wp:inline>
-        </w:drawing>
-      </w:r>
+        <w:t>Phân</w:t>
+      </w:r>
+      <w:proofErr w:type="spellEnd"/>
+      <w:r>
+        <w:rPr>
+          <w:b/>
+          <w:bCs/>
+          <w:sz w:val="20"/>
+          <w:szCs w:val="20"/>
+        </w:rPr>
+        <w:t xml:space="preserve"> </w:t>
+      </w:r>
+      <w:proofErr w:type="spellStart"/>
+      <w:r>
+        <w:rPr>
+          <w:b/>
+          <w:bCs/>
+          <w:sz w:val="20"/>
+          <w:szCs w:val="20"/>
+        </w:rPr>
+        <w:t>công</w:t>
+      </w:r>
+      <w:proofErr w:type="spellEnd"/>
+      <w:r>
+        <w:rPr>
+          <w:b/>
+          <w:bCs/>
+          <w:sz w:val="20"/>
+          <w:szCs w:val="20"/>
+        </w:rPr>
+        <w:t xml:space="preserve">: </w:t>
+      </w:r>
+    </w:p>
+    <w:p>
+      <w:pPr>
+        <w:rPr>
+          <w:b/>
+          <w:bCs/>
+          <w:sz w:val="20"/>
+          <w:szCs w:val="20"/>
+        </w:rPr>
+      </w:pPr>
+      <w:r>
+        <w:rPr>
+          <w:b/>
+          <w:bCs/>
+          <w:sz w:val="20"/>
+          <w:szCs w:val="20"/>
+        </w:rPr>
+        <w:t>Admin:</w:t>
+      </w:r>
+    </w:p>
+    <w:p>
+      <w:pPr>
+        <w:pStyle w:val="ListParagraph"/>
+        <w:numPr>
+          <w:ilvl w:val="0"/>
+          <w:numId w:val="1"/>
+        </w:numPr>
+        <w:rPr>
+          <w:sz w:val="20"/>
+          <w:szCs w:val="20"/>
+        </w:rPr>
+      </w:pPr>
+      <w:r>
+        <w:rPr>
+          <w:sz w:val="20"/>
+          <w:szCs w:val="20"/>
+        </w:rPr>
+        <w:t xml:space="preserve">Quản </w:t>
+      </w:r>
+      <w:proofErr w:type="spellStart"/>
+      <w:r>
+        <w:rPr>
+          <w:sz w:val="20"/>
+          <w:szCs w:val="20"/>
+        </w:rPr>
+        <w:t>lý</w:t>
+      </w:r>
+      <w:proofErr w:type="spellEnd"/>
+      <w:r>
+        <w:rPr>
+          <w:sz w:val="20"/>
+          <w:szCs w:val="20"/>
+        </w:rPr>
+        <w:t xml:space="preserve"> </w:t>
+      </w:r>
+      <w:proofErr w:type="spellStart"/>
+      <w:r>
+        <w:rPr>
+          <w:sz w:val="20"/>
+          <w:szCs w:val="20"/>
+        </w:rPr>
+        <w:t>tài</w:t>
+      </w:r>
+      <w:proofErr w:type="spellEnd"/>
+      <w:r>
+        <w:rPr>
+          <w:sz w:val="20"/>
+          <w:szCs w:val="20"/>
+        </w:rPr>
+        <w:t xml:space="preserve"> </w:t>
+      </w:r>
+      <w:proofErr w:type="spellStart"/>
+      <w:r>
+        <w:rPr>
+          <w:sz w:val="20"/>
+          <w:szCs w:val="20"/>
+        </w:rPr>
+        <w:t>khoản</w:t>
+      </w:r>
+      <w:proofErr w:type="spellEnd"/>
+      <w:r>
+        <w:rPr>
+          <w:sz w:val="20"/>
+          <w:szCs w:val="20"/>
+        </w:rPr>
+        <w:t xml:space="preserve"> (</w:t>
+      </w:r>
+      <w:proofErr w:type="spellStart"/>
+      <w:r>
+        <w:rPr>
+          <w:sz w:val="20"/>
+          <w:szCs w:val="20"/>
+        </w:rPr>
+        <w:t>sửa</w:t>
+      </w:r>
+      <w:proofErr w:type="spellEnd"/>
+      <w:r>
+        <w:rPr>
+          <w:sz w:val="20"/>
+          <w:szCs w:val="20"/>
+        </w:rPr>
+        <w:t xml:space="preserve"> </w:t>
+      </w:r>
+      <w:proofErr w:type="spellStart"/>
+      <w:r>
+        <w:rPr>
+          <w:sz w:val="20"/>
+          <w:szCs w:val="20"/>
+        </w:rPr>
+        <w:t>mật</w:t>
+      </w:r>
+      <w:proofErr w:type="spellEnd"/>
+      <w:r>
+        <w:rPr>
+          <w:sz w:val="20"/>
+          <w:szCs w:val="20"/>
+        </w:rPr>
+        <w:t xml:space="preserve"> </w:t>
+      </w:r>
+      <w:proofErr w:type="spellStart"/>
+      <w:r>
+        <w:rPr>
+          <w:sz w:val="20"/>
+          <w:szCs w:val="20"/>
+        </w:rPr>
+        <w:t>khẩu</w:t>
+      </w:r>
+      <w:proofErr w:type="spellEnd"/>
+      <w:r>
+        <w:rPr>
+          <w:sz w:val="20"/>
+          <w:szCs w:val="20"/>
+        </w:rPr>
+        <w:t xml:space="preserve">, </w:t>
+      </w:r>
+      <w:proofErr w:type="spellStart"/>
+      <w:r>
+        <w:rPr>
+          <w:sz w:val="20"/>
+          <w:szCs w:val="20"/>
+        </w:rPr>
+        <w:t>thông</w:t>
+      </w:r>
+      <w:proofErr w:type="spellEnd"/>
+      <w:r>
+        <w:rPr>
+          <w:sz w:val="20"/>
+          <w:szCs w:val="20"/>
+        </w:rPr>
+        <w:t xml:space="preserve"> tin </w:t>
+      </w:r>
+      <w:proofErr w:type="spellStart"/>
+      <w:r>
+        <w:rPr>
+          <w:sz w:val="20"/>
+          <w:szCs w:val="20"/>
+        </w:rPr>
+        <w:t>tài</w:t>
+      </w:r>
+      <w:proofErr w:type="spellEnd"/>
+      <w:r>
+        <w:rPr>
+          <w:sz w:val="20"/>
+          <w:szCs w:val="20"/>
+        </w:rPr>
+        <w:t xml:space="preserve"> </w:t>
+      </w:r>
+      <w:proofErr w:type="spellStart"/>
+      <w:r>
+        <w:rPr>
+          <w:sz w:val="20"/>
+          <w:szCs w:val="20"/>
+        </w:rPr>
+        <w:t>khoản</w:t>
+      </w:r>
+      <w:proofErr w:type="spellEnd"/>
+      <w:r>
+        <w:rPr>
+          <w:sz w:val="20"/>
+          <w:szCs w:val="20"/>
+        </w:rPr>
+        <w:t xml:space="preserve"> </w:t>
+      </w:r>
+      <w:proofErr w:type="spellStart"/>
+      <w:r>
+        <w:rPr>
+          <w:sz w:val="20"/>
+          <w:szCs w:val="20"/>
+        </w:rPr>
+        <w:t>bất</w:t>
+      </w:r>
+      <w:proofErr w:type="spellEnd"/>
+      <w:r>
+        <w:rPr>
+          <w:sz w:val="20"/>
+          <w:szCs w:val="20"/>
+        </w:rPr>
+        <w:t xml:space="preserve"> </w:t>
+      </w:r>
+      <w:proofErr w:type="spellStart"/>
+      <w:r>
+        <w:rPr>
+          <w:sz w:val="20"/>
+          <w:szCs w:val="20"/>
+        </w:rPr>
+        <w:t>kì</w:t>
+      </w:r>
+      <w:proofErr w:type="spellEnd"/>
+      <w:r>
+        <w:rPr>
+          <w:sz w:val="20"/>
+          <w:szCs w:val="20"/>
+        </w:rPr>
+        <w:t>, unactive, active)</w:t>
+      </w:r>
+    </w:p>
+    <w:p>
+      <w:pPr>
+        <w:pStyle w:val="ListParagraph"/>
+        <w:numPr>
+          <w:ilvl w:val="0"/>
+          <w:numId w:val="1"/>
+        </w:numPr>
+        <w:rPr>
+          <w:sz w:val="20"/>
+          <w:szCs w:val="20"/>
+        </w:rPr>
+      </w:pPr>
+      <w:proofErr w:type="spellStart"/>
+      <w:r>
+        <w:rPr>
+          <w:sz w:val="20"/>
+          <w:szCs w:val="20"/>
+        </w:rPr>
+        <w:t>Vào</w:t>
+      </w:r>
+      <w:proofErr w:type="spellEnd"/>
+      <w:r>
+        <w:rPr>
+          <w:sz w:val="20"/>
+          <w:szCs w:val="20"/>
+        </w:rPr>
+        <w:t xml:space="preserve"> </w:t>
+      </w:r>
+      <w:proofErr w:type="spellStart"/>
+      <w:r>
+        <w:rPr>
+          <w:sz w:val="20"/>
+          <w:szCs w:val="20"/>
+        </w:rPr>
+        <w:t>tài</w:t>
+      </w:r>
+      <w:proofErr w:type="spellEnd"/>
+      <w:r>
+        <w:rPr>
+          <w:sz w:val="20"/>
+          <w:szCs w:val="20"/>
+        </w:rPr>
+        <w:t xml:space="preserve"> </w:t>
+      </w:r>
+      <w:proofErr w:type="spellStart"/>
+      <w:r>
+        <w:rPr>
+          <w:sz w:val="20"/>
+          <w:szCs w:val="20"/>
+        </w:rPr>
+        <w:t>khoản</w:t>
+      </w:r>
+      <w:proofErr w:type="spellEnd"/>
+      <w:r>
+        <w:rPr>
+          <w:sz w:val="20"/>
+          <w:szCs w:val="20"/>
+        </w:rPr>
+        <w:t xml:space="preserve"> </w:t>
+      </w:r>
+      <w:proofErr w:type="spellStart"/>
+      <w:r>
+        <w:rPr>
+          <w:sz w:val="20"/>
+          <w:szCs w:val="20"/>
+        </w:rPr>
+        <w:t>của</w:t>
+      </w:r>
+      <w:proofErr w:type="spellEnd"/>
+      <w:r>
+        <w:rPr>
+          <w:sz w:val="20"/>
+          <w:szCs w:val="20"/>
+        </w:rPr>
+        <w:t xml:space="preserve"> 1 user </w:t>
+      </w:r>
+      <w:proofErr w:type="spellStart"/>
+      <w:r>
+        <w:rPr>
+          <w:sz w:val="20"/>
+          <w:szCs w:val="20"/>
+        </w:rPr>
+        <w:t>bất</w:t>
+      </w:r>
+      <w:proofErr w:type="spellEnd"/>
+      <w:r>
+        <w:rPr>
+          <w:sz w:val="20"/>
+          <w:szCs w:val="20"/>
+        </w:rPr>
+        <w:t xml:space="preserve"> </w:t>
+      </w:r>
+      <w:proofErr w:type="spellStart"/>
+      <w:r>
+        <w:rPr>
+          <w:sz w:val="20"/>
+          <w:szCs w:val="20"/>
+        </w:rPr>
+        <w:t>kì</w:t>
+      </w:r>
+      <w:proofErr w:type="spellEnd"/>
+    </w:p>
+    <w:p>
+      <w:pPr>
+        <w:rPr>
+          <w:b/>
+          <w:bCs/>
+          <w:sz w:val="20"/>
+          <w:szCs w:val="20"/>
+        </w:rPr>
+      </w:pPr>
+      <w:r>
+        <w:rPr>
+          <w:b/>
+          <w:bCs/>
+          <w:sz w:val="20"/>
+          <w:szCs w:val="20"/>
+        </w:rPr>
+        <w:t>Student:</w:t>
+      </w:r>
+    </w:p>
+    <w:p>
+      <w:pPr>
+        <w:pStyle w:val="ListParagraph"/>
+        <w:numPr>
+          <w:ilvl w:val="0"/>
+          <w:numId w:val="1"/>
+        </w:numPr>
+        <w:rPr>
+          <w:b/>
+          <w:bCs/>
+          <w:sz w:val="20"/>
+          <w:szCs w:val="20"/>
+        </w:rPr>
+      </w:pPr>
+      <w:proofErr w:type="spellStart"/>
+      <w:r>
+        <w:rPr>
+          <w:sz w:val="20"/>
+          <w:szCs w:val="20"/>
+        </w:rPr>
+        <w:t>Điểm</w:t>
+      </w:r>
+      <w:proofErr w:type="spellEnd"/>
+      <w:r>
+        <w:rPr>
+          <w:sz w:val="20"/>
+          <w:szCs w:val="20"/>
+        </w:rPr>
+        <w:t xml:space="preserve"> </w:t>
+      </w:r>
+      <w:proofErr w:type="spellStart"/>
+      <w:r>
+        <w:rPr>
+          <w:sz w:val="20"/>
+          <w:szCs w:val="20"/>
+        </w:rPr>
+        <w:t>danh</w:t>
+      </w:r>
+      <w:proofErr w:type="spellEnd"/>
+    </w:p>
+    <w:p>
+      <w:pPr>
+        <w:pStyle w:val="ListParagraph"/>
+        <w:numPr>
+          <w:ilvl w:val="0"/>
+          <w:numId w:val="1"/>
+        </w:numPr>
+        <w:rPr>
+          <w:b/>
+          <w:bCs/>
+          <w:sz w:val="20"/>
+          <w:szCs w:val="20"/>
+        </w:rPr>
+      </w:pPr>
+      <w:proofErr w:type="spellStart"/>
+      <w:r>
+        <w:rPr>
+          <w:sz w:val="20"/>
+          <w:szCs w:val="20"/>
+        </w:rPr>
+        <w:t>Vào</w:t>
+      </w:r>
+      <w:proofErr w:type="spellEnd"/>
+      <w:r>
+        <w:rPr>
+          <w:sz w:val="20"/>
+          <w:szCs w:val="20"/>
+        </w:rPr>
+        <w:t xml:space="preserve"> </w:t>
+      </w:r>
+      <w:proofErr w:type="spellStart"/>
+      <w:r>
+        <w:rPr>
+          <w:sz w:val="20"/>
+          <w:szCs w:val="20"/>
+        </w:rPr>
+        <w:t>lớp</w:t>
+      </w:r>
+      <w:proofErr w:type="spellEnd"/>
+      <w:r>
+        <w:rPr>
+          <w:sz w:val="20"/>
+          <w:szCs w:val="20"/>
+        </w:rPr>
+        <w:t xml:space="preserve"> </w:t>
+      </w:r>
+      <w:proofErr w:type="spellStart"/>
+      <w:r>
+        <w:rPr>
+          <w:sz w:val="20"/>
+          <w:szCs w:val="20"/>
+        </w:rPr>
+        <w:t>học</w:t>
+      </w:r>
+      <w:proofErr w:type="spellEnd"/>
+    </w:p>
+    <w:p>
+      <w:pPr>
+        <w:pStyle w:val="ListParagraph"/>
+        <w:numPr>
+          <w:ilvl w:val="0"/>
+          <w:numId w:val="1"/>
+        </w:numPr>
+        <w:rPr>
+          <w:b/>
+          <w:bCs/>
+          <w:sz w:val="20"/>
+          <w:szCs w:val="20"/>
+        </w:rPr>
+      </w:pPr>
+      <w:r>
+        <w:rPr>
+          <w:sz w:val="20"/>
+          <w:szCs w:val="20"/>
+        </w:rPr>
+        <w:t xml:space="preserve">Tra </w:t>
+      </w:r>
+      <w:proofErr w:type="spellStart"/>
+      <w:r>
+        <w:rPr>
+          <w:sz w:val="20"/>
+          <w:szCs w:val="20"/>
+        </w:rPr>
+        <w:t>cứu</w:t>
+      </w:r>
+      <w:proofErr w:type="spellEnd"/>
+      <w:r>
+        <w:rPr>
+          <w:sz w:val="20"/>
+          <w:szCs w:val="20"/>
+        </w:rPr>
+        <w:t xml:space="preserve"> </w:t>
+      </w:r>
+      <w:proofErr w:type="spellStart"/>
+      <w:r>
+        <w:rPr>
+          <w:sz w:val="20"/>
+          <w:szCs w:val="20"/>
+        </w:rPr>
+        <w:t>giáo</w:t>
+      </w:r>
+      <w:proofErr w:type="spellEnd"/>
+      <w:r>
+        <w:rPr>
+          <w:sz w:val="20"/>
+          <w:szCs w:val="20"/>
+        </w:rPr>
+        <w:t xml:space="preserve"> </w:t>
+      </w:r>
+      <w:proofErr w:type="spellStart"/>
+      <w:r>
+        <w:rPr>
+          <w:sz w:val="20"/>
+          <w:szCs w:val="20"/>
+        </w:rPr>
+        <w:t>viên</w:t>
+      </w:r>
+      <w:proofErr w:type="spellEnd"/>
+    </w:p>
+    <w:p>
+      <w:pPr>
+        <w:pStyle w:val="ListParagraph"/>
+        <w:numPr>
+          <w:ilvl w:val="0"/>
+          <w:numId w:val="1"/>
+        </w:numPr>
+        <w:rPr>
+          <w:b/>
+          <w:bCs/>
+          <w:sz w:val="20"/>
+          <w:szCs w:val="20"/>
+        </w:rPr>
+      </w:pPr>
+      <w:proofErr w:type="spellStart"/>
+      <w:r>
+        <w:rPr>
+          <w:sz w:val="20"/>
+          <w:szCs w:val="20"/>
+        </w:rPr>
+        <w:t>Gửi</w:t>
+      </w:r>
+      <w:proofErr w:type="spellEnd"/>
+      <w:r>
+        <w:rPr>
+          <w:sz w:val="20"/>
+          <w:szCs w:val="20"/>
+        </w:rPr>
+        <w:t xml:space="preserve"> </w:t>
+      </w:r>
+      <w:proofErr w:type="spellStart"/>
+      <w:r>
+        <w:rPr>
+          <w:sz w:val="20"/>
+          <w:szCs w:val="20"/>
+        </w:rPr>
+        <w:t>yêu</w:t>
+      </w:r>
+      <w:proofErr w:type="spellEnd"/>
+      <w:r>
+        <w:rPr>
+          <w:sz w:val="20"/>
+          <w:szCs w:val="20"/>
+        </w:rPr>
+        <w:t xml:space="preserve"> </w:t>
+      </w:r>
+      <w:proofErr w:type="spellStart"/>
+      <w:r>
+        <w:rPr>
+          <w:sz w:val="20"/>
+          <w:szCs w:val="20"/>
+        </w:rPr>
+        <w:t>cầu</w:t>
+      </w:r>
+      <w:proofErr w:type="spellEnd"/>
+      <w:r>
+        <w:rPr>
+          <w:sz w:val="20"/>
+          <w:szCs w:val="20"/>
+        </w:rPr>
+        <w:t xml:space="preserve"> </w:t>
+      </w:r>
+      <w:proofErr w:type="spellStart"/>
+      <w:r>
+        <w:rPr>
+          <w:sz w:val="20"/>
+          <w:szCs w:val="20"/>
+        </w:rPr>
+        <w:t>vào</w:t>
+      </w:r>
+      <w:proofErr w:type="spellEnd"/>
+      <w:r>
+        <w:rPr>
+          <w:sz w:val="20"/>
+          <w:szCs w:val="20"/>
+        </w:rPr>
+        <w:t xml:space="preserve"> </w:t>
+      </w:r>
+      <w:proofErr w:type="spellStart"/>
+      <w:r>
+        <w:rPr>
+          <w:sz w:val="20"/>
+          <w:szCs w:val="20"/>
+        </w:rPr>
+        <w:t>lớp</w:t>
+      </w:r>
+      <w:proofErr w:type="spellEnd"/>
+    </w:p>
+    <w:p>
+      <w:pPr>
+        <w:pStyle w:val="ListParagraph"/>
+        <w:numPr>
+          <w:ilvl w:val="0"/>
+          <w:numId w:val="1"/>
+        </w:numPr>
+        <w:rPr>
+          <w:b/>
+          <w:bCs/>
+          <w:sz w:val="20"/>
+          <w:szCs w:val="20"/>
+        </w:rPr>
+      </w:pPr>
+      <w:r>
+        <w:rPr>
+          <w:sz w:val="20"/>
+          <w:szCs w:val="20"/>
+        </w:rPr>
+        <w:t xml:space="preserve">Xem </w:t>
+      </w:r>
+      <w:proofErr w:type="spellStart"/>
+      <w:r>
+        <w:rPr>
+          <w:sz w:val="20"/>
+          <w:szCs w:val="20"/>
+        </w:rPr>
+        <w:t>thông</w:t>
+      </w:r>
+      <w:proofErr w:type="spellEnd"/>
+      <w:r>
+        <w:rPr>
+          <w:sz w:val="20"/>
+          <w:szCs w:val="20"/>
+        </w:rPr>
+        <w:t xml:space="preserve"> tin </w:t>
+      </w:r>
+      <w:proofErr w:type="spellStart"/>
+      <w:r>
+        <w:rPr>
+          <w:sz w:val="20"/>
+          <w:szCs w:val="20"/>
+        </w:rPr>
+        <w:t>điểm</w:t>
+      </w:r>
+      <w:proofErr w:type="spellEnd"/>
+      <w:r>
+        <w:rPr>
+          <w:sz w:val="20"/>
+          <w:szCs w:val="20"/>
+        </w:rPr>
+        <w:t xml:space="preserve"> </w:t>
+      </w:r>
+      <w:proofErr w:type="spellStart"/>
+      <w:r>
+        <w:rPr>
+          <w:sz w:val="20"/>
+          <w:szCs w:val="20"/>
+        </w:rPr>
+        <w:t>số</w:t>
+      </w:r>
+      <w:proofErr w:type="spellEnd"/>
+    </w:p>
+    <w:p>
+      <w:pPr>
+        <w:pStyle w:val="ListParagraph"/>
+        <w:numPr>
+          <w:ilvl w:val="0"/>
+          <w:numId w:val="1"/>
+        </w:numPr>
+        <w:rPr>
+          <w:b/>
+          <w:bCs/>
+          <w:sz w:val="20"/>
+          <w:szCs w:val="20"/>
+        </w:rPr>
+      </w:pPr>
+      <w:r>
+        <w:rPr>
+          <w:sz w:val="20"/>
+          <w:szCs w:val="20"/>
+        </w:rPr>
+        <w:t xml:space="preserve">Xem </w:t>
+      </w:r>
+      <w:proofErr w:type="spellStart"/>
+      <w:r>
+        <w:rPr>
+          <w:sz w:val="20"/>
+          <w:szCs w:val="20"/>
+        </w:rPr>
+        <w:t>thông</w:t>
+      </w:r>
+      <w:proofErr w:type="spellEnd"/>
+      <w:r>
+        <w:rPr>
+          <w:sz w:val="20"/>
+          <w:szCs w:val="20"/>
+        </w:rPr>
+        <w:t xml:space="preserve"> </w:t>
+      </w:r>
+      <w:proofErr w:type="spellStart"/>
+      <w:r>
+        <w:rPr>
+          <w:sz w:val="20"/>
+          <w:szCs w:val="20"/>
+        </w:rPr>
+        <w:t>báo</w:t>
+      </w:r>
+      <w:proofErr w:type="spellEnd"/>
+      <w:r>
+        <w:rPr>
+          <w:sz w:val="20"/>
+          <w:szCs w:val="20"/>
+        </w:rPr>
+        <w:t xml:space="preserve"> </w:t>
+      </w:r>
+      <w:proofErr w:type="spellStart"/>
+      <w:r>
+        <w:rPr>
+          <w:sz w:val="20"/>
+          <w:szCs w:val="20"/>
+        </w:rPr>
+        <w:t>lớp</w:t>
+      </w:r>
+      <w:proofErr w:type="spellEnd"/>
+      <w:r>
+        <w:rPr>
+          <w:sz w:val="20"/>
+          <w:szCs w:val="20"/>
+        </w:rPr>
+        <w:t xml:space="preserve"> </w:t>
+      </w:r>
+    </w:p>
+    <w:p>
+      <w:pPr>
+        <w:pStyle w:val="ListParagraph"/>
+        <w:numPr>
+          <w:ilvl w:val="0"/>
+          <w:numId w:val="1"/>
+        </w:numPr>
+        <w:rPr>
+          <w:b/>
+          <w:bCs/>
+          <w:sz w:val="20"/>
+          <w:szCs w:val="20"/>
+        </w:rPr>
+      </w:pPr>
+      <w:proofErr w:type="spellStart"/>
+      <w:r>
+        <w:rPr>
+          <w:sz w:val="20"/>
+          <w:szCs w:val="20"/>
+        </w:rPr>
+        <w:t>Làm</w:t>
+      </w:r>
+      <w:proofErr w:type="spellEnd"/>
+      <w:r>
+        <w:rPr>
+          <w:sz w:val="20"/>
+          <w:szCs w:val="20"/>
+        </w:rPr>
+        <w:t xml:space="preserve"> </w:t>
+      </w:r>
+      <w:proofErr w:type="spellStart"/>
+      <w:r>
+        <w:rPr>
+          <w:sz w:val="20"/>
+          <w:szCs w:val="20"/>
+        </w:rPr>
+        <w:t>bài</w:t>
+      </w:r>
+      <w:proofErr w:type="spellEnd"/>
+      <w:r>
+        <w:rPr>
+          <w:sz w:val="20"/>
+          <w:szCs w:val="20"/>
+        </w:rPr>
+        <w:t xml:space="preserve"> </w:t>
+      </w:r>
+      <w:proofErr w:type="spellStart"/>
+      <w:r>
+        <w:rPr>
+          <w:sz w:val="20"/>
+          <w:szCs w:val="20"/>
+        </w:rPr>
+        <w:t>kiểm</w:t>
+      </w:r>
+      <w:proofErr w:type="spellEnd"/>
+      <w:r>
+        <w:rPr>
+          <w:sz w:val="20"/>
+          <w:szCs w:val="20"/>
+        </w:rPr>
+        <w:t xml:space="preserve"> </w:t>
+      </w:r>
+      <w:proofErr w:type="spellStart"/>
+      <w:r>
+        <w:rPr>
+          <w:sz w:val="20"/>
+          <w:szCs w:val="20"/>
+        </w:rPr>
+        <w:t>tra</w:t>
+      </w:r>
+      <w:proofErr w:type="spellEnd"/>
     </w:p>
     <w:p>
       <w:pPr>
